--- a/docs/S3_데이터전환적재_실행가이드.docx
+++ b/docs/S3_데이터전환적재_실행가이드.docx
@@ -87,7 +87,7 @@
         <w:t xml:space="preserve"> </w:t>
       </w:r>
       <w:r>
-        <w:t xml:space="preserve">v1.1</w:t>
+        <w:t xml:space="preserve">v1.2</w:t>
       </w:r>
       <w:r>
         <w:t xml:space="preserve"> </w:t>
@@ -264,7 +264,7 @@
                 <w:rFonts w:ascii="맑은 고딕" w:hAnsi="맑은 고딕" w:eastAsia="맑은 고딕"/>
                 <w:sz w:val="18"/>
               </w:rPr>
-              <w:t xml:space="preserve">구현안내서 v1.1 6장(6.1 적재 경로 ~ 6.6 대사·품질 검사, 표 13 완료 기준), 방법론 보완 v1.2 M-01(6.7 정제 규칙 검토·승인)</w:t>
+              <w:t xml:space="preserve">구현안내서 v1.2 6장(6.1 적재 경로 ~ 6.6 대사·품질 검사, 6.7 정제 규칙 검토·승인, 표 13 완료 기준)</w:t>
             </w:r>
           </w:p>
         </w:tc>
@@ -481,7 +481,7 @@
                 <w:rFonts w:ascii="맑은 고딕" w:hAnsi="맑은 고딕" w:eastAsia="맑은 고딕"/>
                 <w:sz w:val="18"/>
               </w:rPr>
-              <w:t xml:space="preserve">행 수 대사 100%, UK 중복 0, FK 고아 0, 필수 값 NULL 0, 합계 대사 오차 0, 코드 미대응 0, 증분 지연 목표(CDC)</w:t>
+              <w:t xml:space="preserve">행 수 대사 100%, UK 중복 0, FK 고아 0, 필수 값 NULL 0, 합계 대사 오차 0, 코드 미대응 0, 정제 규칙 현업 결정 100%, 증분 지연 목표(CDC)</w:t>
             </w:r>
           </w:p>
         </w:tc>
@@ -2723,13 +2723,13 @@
       </w:r>
     </w:p>
     <w:bookmarkEnd w:id="24"/>
-    <w:bookmarkStart w:id="25" w:name="처리-방식은-현업과-함께-정한다-방법론-보완-6.7"/>
+    <w:bookmarkStart w:id="25" w:name="처리-방식은-현업과-함께-정한다-구현안내서-6.7"/>
     <w:p>
       <w:pPr>
         <w:pStyle w:val="Heading2"/>
       </w:pPr>
       <w:r>
-        <w:t xml:space="preserve">처리 방식은 현업과 함께 정한다 (방법론 보완 6.7)</w:t>
+        <w:t xml:space="preserve">처리 방식은 현업과 함께 정한다 (구현안내서 6.7)</w:t>
       </w:r>
     </w:p>
     <w:p>
@@ -8954,7 +8954,7 @@
         <w:pStyle w:val="FirstParagraph"/>
       </w:pPr>
       <w:r>
-        <w:t xml:space="preserve">S3의 핵심 단계다. 규칙 초안이 적용된 첫 적재가 대사를 통과하면, S3 승인 전에 규칙마다 원천을 현업과 함께 보고 처리 방식을 정한다(방법론 보완 v1.2 M-01).</w:t>
+        <w:t xml:space="preserve">S3의 핵심 단계다. 규칙 초안이 적용된 첫 적재가 대사를 통과하면, S3 승인 전에 규칙마다 원천을 현업과 함께 보고 처리 방식을 정한다(구현안내서 6.7).</w:t>
       </w:r>
     </w:p>
     <w:bookmarkStart w:id="38" w:name="참여자"/>
@@ -12999,7 +12999,7 @@
         <w:pStyle w:val="Compact"/>
       </w:pPr>
       <w:r>
-        <w:t xml:space="preserve">완료 기준 7개의 충족 여부(표 13)</w:t>
+        <w:t xml:space="preserve">완료 기준 8개의 충족 여부(표 13)</w:t>
       </w:r>
     </w:p>
     <w:p>
@@ -13043,7 +13043,7 @@
         <w:pStyle w:val="FirstParagraph"/>
       </w:pPr>
       <w:r>
-        <w:t xml:space="preserve">IMPIX는 완료 기준 7개 중 6개를 충족했다. 증분 적재(CDC)는 아직 없어</w:t>
+        <w:t xml:space="preserve">IMPIX는 완료 기준 8개 중 7개를 충족했다. 증분 적재(CDC)는 아직 없어</w:t>
       </w:r>
       <w:r>
         <w:t xml:space="preserve"> </w:t>
